--- a/Word documents/Eton IGCSE Spanish Approved Material.docx
+++ b/Word documents/Eton IGCSE Spanish Approved Material.docx
@@ -34,7 +34,7 @@
           <w:sz w:val="30"/>
           <w:szCs w:val="30"/>
         </w:rPr>
-        <w:t xml:space="preserve">AP Approved Material</w:t>
+        <w:t xml:space="preserve">Eton Approved Material</w:t>
       </w:r>
     </w:p>
     <w:p>
@@ -9581,7 +9581,7 @@
         <w:spacing w:after="60"/>
       </w:pPr>
       <w:r>
-        <w:t xml:space="preserve">Mi asignatura favorita son sin duda los idiomas, especialmente el francés y el español. Nuestro profesor de idiomas, AP, es excepcional y realmente sabe cómo hacer que las clases sean emocionantes e interactivas.</w:t>
+        <w:t xml:space="preserve">Mi asignatura favorita son sin duda los idiomas, especialmente el francés y el español. Nuestro profesor de idiomas es excepcional y realmente sabe cómo hacer que las clases sean emocionantes e interactivas.</w:t>
       </w:r>
     </w:p>
     <w:p>
